--- a/tasks/other/docx_edit_without_collateral_damage/data/holdout/doc_22.docx
+++ b/tasks/other/docx_edit_without_collateral_damage/data/holdout/doc_22.docx
@@ -70,6 +70,63 @@
       </w:pPr>
       <w:r>
         <w:t xml:space="preserve">Supplementary note 1: capacity held within the agreed envelope.</w:t>
+      </w:r>
+    </w:p>
+    <w:p>
+      <w:pPr>
+        <w:jc w:val="left"/>
+        <w:rPr>
+          <w:del w:id="110" w:author="R. Iyer" w:date="2026-02-11T09:30:00Z"/>
+        </w:rPr>
+      </w:pPr>
+      <w:r>
+        <w:t xml:space="preserve">Capacity was reviewed</w:t>
+      </w:r>
+    </w:p>
+    <w:p>
+      <w:pPr>
+        <w:jc w:val="left"/>
+      </w:pPr>
+      <w:r>
+        <w:t xml:space="preserve"> and found sufficient.</w:t>
+      </w:r>
+    </w:p>
+    <w:p>
+      <w:pPr>
+        <w:jc w:val="left"/>
+      </w:pPr>
+      <w:moveFromRangeStart w:id="120" w:name="mv1" w:author="R. Iyer" w:date="2026-02-11T09:31:00Z"/>
+      <w:moveFrom w:id="121" w:author="R. Iyer" w:date="2026-02-11T09:31:00Z">
+        <w:r>
+          <w:t xml:space="preserve">Escalation paths were rewritten.</w:t>
+        </w:r>
+      </w:moveFrom>
+      <w:moveFromRangeEnd w:id="120"/>
+    </w:p>
+    <w:p>
+      <w:pPr>
+        <w:jc w:val="left"/>
+      </w:pPr>
+      <w:moveToRangeStart w:id="122" w:name="mv1" w:author="R. Iyer" w:date="2026-02-11T09:31:00Z"/>
+      <w:moveTo w:id="123" w:author="R. Iyer" w:date="2026-02-11T09:31:00Z">
+        <w:r>
+          <w:t xml:space="preserve">Escalation paths were rewritten.</w:t>
+        </w:r>
+      </w:moveTo>
+      <w:moveToRangeEnd w:id="122"/>
+    </w:p>
+    <w:p>
+      <w:pPr>
+        <w:jc w:val="left"/>
+      </w:pPr>
+      <w:r>
+        <w:rPr>
+          <w:b/>
+          <w:rPrChange w:id="130" w:author="R. Iyer" w:date="2026-02-11T09:32:00Z">
+            <w:rPr/>
+          </w:rPrChange>
+        </w:rPr>
+        <w:t xml:space="preserve">Service credits were applied.</w:t>
       </w:r>
     </w:p>
     <w:p>
@@ -155,6 +212,56 @@
         <w:tblStyle w:val="TableGrid"/>
         <w:tblW w:w="0" w:type="auto"/>
       </w:tblPr>
+      <w:tr>
+        <w:trPr>
+          <w:del w:id="140" w:author="R. Iyer" w:date="2026-02-11T09:33:00Z"/>
+        </w:trPr>
+        <w:tc>
+          <w:tcPr>
+            <w:tcW w:w="2400" w:type="dxa"/>
+          </w:tcPr>
+          <w:p>
+            <w:pPr>
+              <w:jc w:val="left"/>
+            </w:pPr>
+            <w:r>
+              <w:del w:id="141" w:author="R. Iyer" w:date="2026-02-11T09:33:00Z">
+                <w:delText>West</w:delText>
+              </w:del>
+            </w:r>
+          </w:p>
+        </w:tc>
+        <w:tc>
+          <w:tcPr>
+            <w:tcW w:w="2400" w:type="dxa"/>
+          </w:tcPr>
+          <w:p>
+            <w:pPr>
+              <w:jc w:val="left"/>
+            </w:pPr>
+            <w:r>
+              <w:del w:id="142" w:author="R. Iyer" w:date="2026-02-11T09:33:00Z">
+                <w:delText>0</w:delText>
+              </w:del>
+            </w:r>
+          </w:p>
+        </w:tc>
+        <w:tc>
+          <w:tcPr>
+            <w:tcW w:w="2400" w:type="dxa"/>
+          </w:tcPr>
+          <w:p>
+            <w:pPr>
+              <w:jc w:val="left"/>
+            </w:pPr>
+            <w:r>
+              <w:del w:id="143" w:author="R. Iyer" w:date="2026-02-11T09:33:00Z">
+                <w:delText>retired</w:delText>
+              </w:del>
+            </w:r>
+          </w:p>
+        </w:tc>
+      </w:tr>
       <w:tr>
         <w:tc>
           <w:tcPr>
